--- a/6_Arbeitsauftrag_Nachmittag.docx
+++ b/6_Arbeitsauftrag_Nachmittag.docx
@@ -66,7 +66,7 @@
           <w:b w:val="0"/>
           <w:i w:val="0"/>
         </w:rPr>
-        <w:t>Jetzt dreht sich der Spieß um: Am Vormittag arbeitet die Klasse mit KI, jetzt arbeitet die KI für euch. Ihr nutzt eure privaten Google-Accounts, also Gemini und NotebookLM. Keine Schülerdaten, kein Datenschutz-Problem, und die Werkzeuge können hier alles, was sie können, auch Bilder und Fotos.</w:t>
+        <w:t>Jetzt dreht sich der Spieß um. Am Vormittag hat die Klasse mit KI gearbeitet, jetzt arbeitet die KI für euch. Ihr nutzt eure privaten Google-Konten mit Gemini und NotebookLM. Weil keine Schülerdaten im Spiel sind, fallen die Beschränkungen vom Vormittag weg. Fotos, Bilder, alles erlaubt.</w:t>
       </w:r>
     </w:p>
     <w:tbl>
@@ -105,7 +105,7 @@
               <w:rPr>
                 <w:b w:val="0"/>
               </w:rPr>
-              <w:t>Am Ende hat jede Gruppe ein vorzeigbares Ergebnis. Ein Artefakt, nicht drei halbe. Sucht euch einen der drei Wege unten aus und bringt eine Sache zu Ende. Der Rest ist Kür.</w:t>
+              <w:t>Am Ende hat jede Gruppe ein vorzeigbares Ergebnis. Eines, nicht drei halbe. Die Versuchung ist groß, überall reinzuschnuppern, aber davon habt ihr am Abend nichts. Sucht euch einen Weg aus und bringt die Sache zu Ende.</w:t>
             </w:r>
           </w:p>
         </w:tc>
@@ -258,7 +258,7 @@
           <w:b w:val="0"/>
           <w:i w:val="0"/>
         </w:rPr>
-        <w:t>Ladet eure Quellen in NotebookLM, das ausschließlich damit arbeitet und nichts dazuerfindet. Lasst euch daraus eine Struktur, eine Zusammenfassung, ein Glossar oder einen Fragenkatalog bauen.</w:t>
+        <w:t>Ladet eure Quellen in NotebookLM, das nur damit arbeitet und nichts dazuerfindet. Lasst euch daraus eine Struktur, eine Zusammenfassung, ein Glossar oder einen Fragenkatalog bauen.</w:t>
       </w:r>
     </w:p>
     <w:tbl>

--- a/6_Arbeitsauftrag_Nachmittag.docx
+++ b/6_Arbeitsauftrag_Nachmittag.docx
@@ -9,7 +9,7 @@
       <w:r>
         <w:rPr>
           <w:b/>
-          <w:color w:val="595959"/>
+          <w:color w:val="5D6B62"/>
           <w:sz w:val="19"/>
         </w:rPr>
         <w:t>ARBEITSPHASE II · NACHMITTAG</w:t>
@@ -22,7 +22,7 @@
       <w:r>
         <w:rPr>
           <w:b/>
-          <w:color w:val="1F4E79"/>
+          <w:color w:val="0F3D2A"/>
           <w:sz w:val="40"/>
         </w:rPr>
         <w:t>Material bauen, das die KI für euch macht</w:t>
@@ -35,7 +35,7 @@
       <w:r>
         <w:rPr>
           <w:i/>
-          <w:color w:val="595959"/>
+          <w:color w:val="5D6B62"/>
           <w:sz w:val="23"/>
         </w:rPr>
         <w:t>Ausprobieren, entdecken, und mit einem Ergebnis rausgehen, das ihr wirklich nutzen könnt</w:t>
@@ -45,7 +45,7 @@
       <w:pPr>
         <w:spacing w:after="160"/>
         <w:pBdr>
-          <w:bottom w:val="single" w:sz="12" w:space="1" w:color="1F4E79"/>
+          <w:bottom w:val="single" w:sz="12" w:space="1" w:color="0F3D2A"/>
         </w:pBdr>
       </w:pPr>
     </w:p>
@@ -83,7 +83,7 @@
         <w:tc>
           <w:tcPr>
             <w:tcW w:type="dxa" w:w="8640"/>
-            <w:shd w:val="clear" w:color="auto" w:fill="EAF1F8"/>
+            <w:shd w:val="clear" w:color="auto" w:fill="EAF3EE"/>
           </w:tcPr>
           <w:p>
             <w:pPr>
@@ -128,7 +128,7 @@
         <w:rPr>
           <w:b w:val="0"/>
           <w:i/>
-          <w:color w:val="595959"/>
+          <w:color w:val="5D6B62"/>
         </w:rPr>
         <w:t>Alle drei starten mit Material, das ihr schon habt. Nehmt eine Stunde oder Reihe aus eurem Fach als Rohstoff.</w:t>
       </w:r>
@@ -167,7 +167,7 @@
         <w:tc>
           <w:tcPr>
             <w:tcW w:type="dxa" w:w="8640"/>
-            <w:shd w:val="clear" w:color="auto" w:fill="F2F2F2"/>
+            <w:shd w:val="clear" w:color="auto" w:fill="EDF2EE"/>
           </w:tcPr>
           <w:p>
             <w:pPr>
@@ -221,7 +221,7 @@
         <w:tc>
           <w:tcPr>
             <w:tcW w:type="dxa" w:w="8640"/>
-            <w:shd w:val="clear" w:color="auto" w:fill="F2F2F2"/>
+            <w:shd w:val="clear" w:color="auto" w:fill="EDF2EE"/>
           </w:tcPr>
           <w:p>
             <w:pPr>
@@ -275,7 +275,7 @@
         <w:tc>
           <w:tcPr>
             <w:tcW w:type="dxa" w:w="8640"/>
-            <w:shd w:val="clear" w:color="auto" w:fill="F2F2F2"/>
+            <w:shd w:val="clear" w:color="auto" w:fill="EDF2EE"/>
           </w:tcPr>
           <w:p>
             <w:pPr>
@@ -329,7 +329,7 @@
         <w:tc>
           <w:tcPr>
             <w:tcW w:type="dxa" w:w="8640"/>
-            <w:shd w:val="clear" w:color="auto" w:fill="E7F1EA"/>
+            <w:shd w:val="clear" w:color="auto" w:fill="EAF3EE"/>
           </w:tcPr>
           <w:p>
             <w:pPr>
@@ -366,15 +366,15 @@
         <w:rPr>
           <w:b w:val="0"/>
           <w:i/>
-          <w:color w:val="595959"/>
+          <w:color w:val="5D6B62"/>
         </w:rPr>
         <w:t>Details zu den Werkzeugen stehen im Werkzeugkasten Nachmittag.</w:t>
       </w:r>
     </w:p>
     <w:sectPr>
       <w:footerReference w:type="default" r:id="rId9"/>
-      <w:pgSz w:w="12240" w:h="15840"/>
-      <w:pgMar w:top="1440" w:right="1800" w:bottom="1440" w:left="1800" w:header="720" w:footer="720" w:gutter="0"/>
+      <w:pgSz w:w="11906" w:h="16838"/>
+      <w:pgMar w:top="1417" w:right="1701" w:bottom="1247" w:left="1701" w:header="720" w:footer="720" w:gutter="0"/>
       <w:cols w:space="720"/>
       <w:docGrid w:linePitch="360"/>
     </w:sectPr>
@@ -391,10 +391,11 @@
     </w:pPr>
     <w:r>
       <w:rPr>
-        <w:color w:val="595959"/>
+        <w:rFonts w:ascii="Calibri" w:hAnsi="Calibri"/>
+        <w:color w:val="5D6B62"/>
         <w:sz w:val="16"/>
       </w:rPr>
-      <w:t>Master-Paket „Medienpädagogischer Tag KI“ · frei anpassbar · Namen/Räume sind Platzhalter</w:t>
+      <w:t>Master-Paket „Medienpädagogischer Tag KI“ · Nachmittag · frei anpassbar</w:t>
     </w:r>
   </w:p>
 </w:ftr>
@@ -764,7 +765,7 @@
     <w:qFormat/>
     <w:rsid w:val="00FC693F"/>
     <w:pPr>
-      <w:spacing w:after="120" w:line="264" w:lineRule="auto"/>
+      <w:spacing w:after="140" w:line="276" w:lineRule="auto"/>
     </w:pPr>
     <w:rPr>
       <w:rFonts w:ascii="Calibri" w:hAnsi="Calibri"/>
@@ -826,15 +827,15 @@
     <w:pPr>
       <w:keepNext/>
       <w:keepLines/>
-      <w:spacing w:before="240" w:after="80"/>
+      <w:spacing w:before="320" w:after="100"/>
       <w:outlineLvl w:val="0"/>
     </w:pPr>
     <w:rPr>
       <w:rFonts w:asciiTheme="majorHAnsi" w:eastAsiaTheme="majorEastAsia" w:hAnsiTheme="majorHAnsi" w:cstheme="majorBidi" w:ascii="Calibri" w:hAnsi="Calibri"/>
       <w:b/>
       <w:bCs/>
-      <w:color w:val="1F4E79"/>
-      <w:sz w:val="32"/>
+      <w:color w:val="0F3D2A"/>
+      <w:sz w:val="36"/>
       <w:szCs w:val="28"/>
     </w:rPr>
   </w:style>
@@ -850,15 +851,15 @@
     <w:pPr>
       <w:keepNext/>
       <w:keepLines/>
-      <w:spacing w:before="240" w:after="80"/>
+      <w:spacing w:before="240" w:after="100"/>
       <w:outlineLvl w:val="1"/>
     </w:pPr>
     <w:rPr>
       <w:rFonts w:asciiTheme="majorHAnsi" w:eastAsiaTheme="majorEastAsia" w:hAnsiTheme="majorHAnsi" w:cstheme="majorBidi" w:ascii="Calibri" w:hAnsi="Calibri"/>
       <w:b/>
       <w:bCs/>
-      <w:color w:val="1F4E79"/>
-      <w:sz w:val="26"/>
+      <w:color w:val="0F3D2A"/>
+      <w:sz w:val="28"/>
       <w:szCs w:val="26"/>
     </w:rPr>
   </w:style>
@@ -874,15 +875,15 @@
     <w:pPr>
       <w:keepNext/>
       <w:keepLines/>
-      <w:spacing w:before="240" w:after="80"/>
+      <w:spacing w:before="240" w:after="100"/>
       <w:outlineLvl w:val="2"/>
     </w:pPr>
     <w:rPr>
       <w:rFonts w:asciiTheme="majorHAnsi" w:eastAsiaTheme="majorEastAsia" w:hAnsiTheme="majorHAnsi" w:cstheme="majorBidi" w:ascii="Calibri" w:hAnsi="Calibri"/>
       <w:b/>
       <w:bCs/>
-      <w:color w:val="1F4E79"/>
-      <w:sz w:val="23"/>
+      <w:color w:val="0F3D2A"/>
+      <w:sz w:val="24"/>
     </w:rPr>
   </w:style>
   <w:style w:type="paragraph" w:styleId="Heading4">

--- a/6_Arbeitsauftrag_Nachmittag.docx
+++ b/6_Arbeitsauftrag_Nachmittag.docx
@@ -112,6 +112,142 @@
       </w:tr>
     </w:tbl>
     <w:p/>
+    <w:p>
+      <w:pPr>
+        <w:pStyle w:val="Heading1"/>
+      </w:pPr>
+      <w:r>
+        <w:t>Drei Schritte zu einem guten Prompt</w:t>
+      </w:r>
+    </w:p>
+    <w:p>
+      <w:pPr>
+        <w:spacing w:after="120"/>
+      </w:pPr>
+      <w:r>
+        <w:rPr>
+          <w:b w:val="0"/>
+          <w:i/>
+          <w:color w:val="5D6B62"/>
+        </w:rPr>
+        <w:t>Ein Prompt ist die Anweisung, die ihr der KI gebt. Die drei Schritte gelten für Gemini genauso wie für NotebookLM, egal welchen Weg ihr danach wählt.</w:t>
+      </w:r>
+    </w:p>
+    <w:p>
+      <w:pPr>
+        <w:pStyle w:val="Heading2"/>
+      </w:pPr>
+      <w:r>
+        <w:t>Schritt 1 · Der Grund und das Ziel</w:t>
+      </w:r>
+    </w:p>
+    <w:p>
+      <w:pPr>
+        <w:spacing w:after="120"/>
+      </w:pPr>
+      <w:r>
+        <w:rPr>
+          <w:b w:val="0"/>
+          <w:i w:val="0"/>
+        </w:rPr>
+        <w:t>Sagt, für wen das Material ist, wozu es dient und wo eure Lerngruppe gerade steht. Ein Satz reicht. Fehlt er, schreibt die KI für irgendjemanden.</w:t>
+      </w:r>
+    </w:p>
+    <w:p>
+      <w:pPr>
+        <w:pStyle w:val="Heading2"/>
+      </w:pPr>
+      <w:r>
+        <w:t>Schritt 2 · Zeigen statt beschreiben</w:t>
+      </w:r>
+    </w:p>
+    <w:p>
+      <w:pPr>
+        <w:spacing w:after="120"/>
+      </w:pPr>
+      <w:r>
+        <w:rPr>
+          <w:b w:val="0"/>
+          <w:i w:val="0"/>
+        </w:rPr>
+        <w:t>Hängt an, was ihr schon habt: das alte Arbeitsblatt als Foto, eure Notizen, die Schulbuchseite als PDF, einen Link. Ein Beispiel ist mehr wert als drei Absätze Erklärung. Auf dem Privat-Konto dürft ihr das alles hochladen.</w:t>
+      </w:r>
+    </w:p>
+    <w:p>
+      <w:pPr>
+        <w:pStyle w:val="Heading2"/>
+      </w:pPr>
+      <w:r>
+        <w:t>Schritt 3 · Was fertig heißt</w:t>
+      </w:r>
+    </w:p>
+    <w:p>
+      <w:pPr>
+        <w:spacing w:after="120"/>
+      </w:pPr>
+      <w:r>
+        <w:rPr>
+          <w:b w:val="0"/>
+          <w:i w:val="0"/>
+        </w:rPr>
+        <w:t>Sagt, woran ihr merkt, dass es passt: eine Seite, sechs Aufgaben, Lösungen am Ende. Und sagt dazu, was nicht hineingehört, sonst schreibt die KI drumherum.</w:t>
+      </w:r>
+    </w:p>
+    <w:p>
+      <w:pPr>
+        <w:spacing w:after="120"/>
+      </w:pPr>
+      <w:r>
+        <w:rPr>
+          <w:b w:val="0"/>
+          <w:i w:val="0"/>
+        </w:rPr>
+        <w:t>So sehen die drei Schritte zusammen in einem Prompt aus:</w:t>
+      </w:r>
+    </w:p>
+    <w:tbl>
+      <w:tblPr>
+        <w:tblW w:type="auto" w:w="0"/>
+        <w:jc w:val="center"/>
+        <w:tblLayout w:type="autofit"/>
+        <w:tblLook w:firstColumn="1" w:firstRow="1" w:lastColumn="0" w:lastRow="0" w:noHBand="0" w:noVBand="1" w:val="04A0"/>
+      </w:tblPr>
+      <w:tblGrid>
+        <w:gridCol w:w="8640"/>
+      </w:tblGrid>
+      <w:tr>
+        <w:tc>
+          <w:tcPr>
+            <w:tcW w:type="dxa" w:w="8640"/>
+            <w:shd w:val="clear" w:color="auto" w:fill="EDF2EE"/>
+          </w:tcPr>
+          <w:p>
+            <w:pPr>
+              <w:spacing w:after="40"/>
+            </w:pPr>
+            <w:r>
+              <w:rPr>
+                <w:rFonts w:ascii="Consolas" w:hAnsi="Consolas"/>
+                <w:b w:val="0"/>
+                <w:sz w:val="20"/>
+              </w:rPr>
+              <w:t>Ich brauche ein Arbeitsblatt für eine 8. Klasse Physik, dritte Stunde zum Hebelgesetz, als Übung vor der Klassenarbeit. Das angehängte Blatt vom letzten Jahr zeigt, wie ich so etwas aufbaue. Fertig ist es, wenn es auf eine Seite passt, sechs Aufgaben mit steigender Schwierigkeit enthält und die Lösungen am Ende stehen. Versuchsbeschreibungen brauche ich nicht, die machen wir vorher im Unterricht.</w:t>
+            </w:r>
+          </w:p>
+        </w:tc>
+      </w:tr>
+    </w:tbl>
+    <w:p>
+      <w:pPr>
+        <w:spacing w:after="120"/>
+      </w:pPr>
+      <w:r>
+        <w:rPr>
+          <w:b w:val="0"/>
+          <w:i w:val="0"/>
+        </w:rPr>
+      </w:r>
+    </w:p>
     <w:p>
       <w:pPr>
         <w:pStyle w:val="Heading1"/>
